--- a/backend/app/tests/reports/modules/test_drone_control_api_documentation.docx
+++ b/backend/app/tests/reports/modules/test_drone_control_api_documentation.docx
@@ -12,12 +12,12 @@
     </w:p>
     <w:p>
       <w:r>
-        <w:t>Generated at: 2026-07-24T07:50:03+00:00</w:t>
+        <w:t>Generated at: 2026-07-24T11:28:26+00:00</w:t>
       </w:r>
     </w:p>
     <w:p>
       <w:r>
-        <w:t>Test session started: 2026-07-24T07:49:54+00:00</w:t>
+        <w:t>Test session started: 2026-07-24T11:22:47+00:00</w:t>
       </w:r>
     </w:p>
     <w:p>
@@ -88,29 +88,29 @@
           </w:tcPr>
           <w:p>
             <w:r>
-              <w:t>1</w:t>
-            </w:r>
-          </w:p>
-        </w:tc>
-      </w:tr>
-      <w:tr>
-        <w:tc>
-          <w:tcPr>
-            <w:tcW w:w="2400" w:type="dxa"/>
-          </w:tcPr>
-          <w:p>
-            <w:r>
-              <w:t>Passed</w:t>
-            </w:r>
-          </w:p>
-        </w:tc>
-        <w:tc>
-          <w:tcPr>
-            <w:tcW w:w="2400" w:type="dxa"/>
-          </w:tcPr>
-          <w:p>
-            <w:r>
-              <w:t>0</w:t>
+              <w:t>42</w:t>
+            </w:r>
+          </w:p>
+        </w:tc>
+      </w:tr>
+      <w:tr>
+        <w:tc>
+          <w:tcPr>
+            <w:tcW w:w="2400" w:type="dxa"/>
+          </w:tcPr>
+          <w:p>
+            <w:r>
+              <w:t>Passed</w:t>
+            </w:r>
+          </w:p>
+        </w:tc>
+        <w:tc>
+          <w:tcPr>
+            <w:tcW w:w="2400" w:type="dxa"/>
+          </w:tcPr>
+          <w:p>
+            <w:r>
+              <w:t>41</w:t>
             </w:r>
           </w:p>
         </w:tc>
@@ -318,6 +318,1662 @@
           </w:tcPr>
           <w:p>
             <w:r>
+              <w:t>test_autoconnect_already_connected_409</w:t>
+            </w:r>
+          </w:p>
+        </w:tc>
+        <w:tc>
+          <w:tcPr>
+            <w:tcW w:w="2400" w:type="dxa"/>
+          </w:tcPr>
+          <w:p>
+            <w:r>
+              <w:t>If the drone already has a live entry in mavlink_manager._connections, | autoconnect must return 409 Conflict. |  | We inject a fake connected DroneConnection directly into the manager's | internal dict to simulate an already-connected drone, bypassing the | need for a real MAVLink session.</w:t>
+            </w:r>
+          </w:p>
+        </w:tc>
+        <w:tc>
+          <w:tcPr>
+            <w:tcW w:w="2400" w:type="dxa"/>
+          </w:tcPr>
+          <w:p>
+            <w:r>
+              <w:t>Passed</w:t>
+            </w:r>
+          </w:p>
+        </w:tc>
+        <w:tc>
+          <w:tcPr>
+            <w:tcW w:w="2400" w:type="dxa"/>
+          </w:tcPr>
+          <w:p>
+            <w:r>
+              <w:t>1.106</w:t>
+            </w:r>
+          </w:p>
+        </w:tc>
+        <w:tc>
+          <w:tcPr>
+            <w:tcW w:w="2400" w:type="dxa"/>
+          </w:tcPr>
+          <w:p>
+            <w:r>
+              <w:t>asyncio</w:t>
+            </w:r>
+          </w:p>
+        </w:tc>
+        <w:tc>
+          <w:tcPr>
+            <w:tcW w:w="2400" w:type="dxa"/>
+          </w:tcPr>
+          <w:p>
+            <w:r>
+              <w:t>-</w:t>
+            </w:r>
+          </w:p>
+        </w:tc>
+      </w:tr>
+      <w:tr>
+        <w:tc>
+          <w:tcPr>
+            <w:tcW w:w="2400" w:type="dxa"/>
+          </w:tcPr>
+          <w:p>
+            <w:r>
+              <w:t>2</w:t>
+            </w:r>
+          </w:p>
+        </w:tc>
+        <w:tc>
+          <w:tcPr>
+            <w:tcW w:w="2400" w:type="dxa"/>
+          </w:tcPr>
+          <w:p>
+            <w:r>
+              <w:t>test_autoconnect_drone_not_found_404</w:t>
+            </w:r>
+          </w:p>
+        </w:tc>
+        <w:tc>
+          <w:tcPr>
+            <w:tcW w:w="2400" w:type="dxa"/>
+          </w:tcPr>
+          <w:p>
+            <w:r>
+              <w:t>Autoconnect with a non-existent drone_instance_id must return 404.</w:t>
+            </w:r>
+          </w:p>
+        </w:tc>
+        <w:tc>
+          <w:tcPr>
+            <w:tcW w:w="2400" w:type="dxa"/>
+          </w:tcPr>
+          <w:p>
+            <w:r>
+              <w:t>Passed</w:t>
+            </w:r>
+          </w:p>
+        </w:tc>
+        <w:tc>
+          <w:tcPr>
+            <w:tcW w:w="2400" w:type="dxa"/>
+          </w:tcPr>
+          <w:p>
+            <w:r>
+              <w:t>0.694</w:t>
+            </w:r>
+          </w:p>
+        </w:tc>
+        <w:tc>
+          <w:tcPr>
+            <w:tcW w:w="2400" w:type="dxa"/>
+          </w:tcPr>
+          <w:p>
+            <w:r>
+              <w:t>asyncio</w:t>
+            </w:r>
+          </w:p>
+        </w:tc>
+        <w:tc>
+          <w:tcPr>
+            <w:tcW w:w="2400" w:type="dxa"/>
+          </w:tcPr>
+          <w:p>
+            <w:r>
+              <w:t>-</w:t>
+            </w:r>
+          </w:p>
+        </w:tc>
+      </w:tr>
+      <w:tr>
+        <w:tc>
+          <w:tcPr>
+            <w:tcW w:w="2400" w:type="dxa"/>
+          </w:tcPr>
+          <w:p>
+            <w:r>
+              <w:t>3</w:t>
+            </w:r>
+          </w:p>
+        </w:tc>
+        <w:tc>
+          <w:tcPr>
+            <w:tcW w:w="2400" w:type="dxa"/>
+          </w:tcPr>
+          <w:p>
+            <w:r>
+              <w:t>test_autoconnect_no_sitl_503</w:t>
+            </w:r>
+          </w:p>
+        </w:tc>
+        <w:tc>
+          <w:tcPr>
+            <w:tcW w:w="2400" w:type="dxa"/>
+          </w:tcPr>
+          <w:p>
+            <w:r>
+              <w:t>Autoconnect with a valid drone but no SITL running must return 503.</w:t>
+            </w:r>
+          </w:p>
+        </w:tc>
+        <w:tc>
+          <w:tcPr>
+            <w:tcW w:w="2400" w:type="dxa"/>
+          </w:tcPr>
+          <w:p>
+            <w:r>
+              <w:t>Passed</w:t>
+            </w:r>
+          </w:p>
+        </w:tc>
+        <w:tc>
+          <w:tcPr>
+            <w:tcW w:w="2400" w:type="dxa"/>
+          </w:tcPr>
+          <w:p>
+            <w:r>
+              <w:t>1.611</w:t>
+            </w:r>
+          </w:p>
+        </w:tc>
+        <w:tc>
+          <w:tcPr>
+            <w:tcW w:w="2400" w:type="dxa"/>
+          </w:tcPr>
+          <w:p>
+            <w:r>
+              <w:t>asyncio</w:t>
+            </w:r>
+          </w:p>
+        </w:tc>
+        <w:tc>
+          <w:tcPr>
+            <w:tcW w:w="2400" w:type="dxa"/>
+          </w:tcPr>
+          <w:p>
+            <w:r>
+              <w:t>-</w:t>
+            </w:r>
+          </w:p>
+        </w:tc>
+      </w:tr>
+      <w:tr>
+        <w:tc>
+          <w:tcPr>
+            <w:tcW w:w="2400" w:type="dxa"/>
+          </w:tcPr>
+          <w:p>
+            <w:r>
+              <w:t>4</w:t>
+            </w:r>
+          </w:p>
+        </w:tc>
+        <w:tc>
+          <w:tcPr>
+            <w:tcW w:w="2400" w:type="dxa"/>
+          </w:tcPr>
+          <w:p>
+            <w:r>
+              <w:t>test_autoconnect_viewer_403</w:t>
+            </w:r>
+          </w:p>
+        </w:tc>
+        <w:tc>
+          <w:tcPr>
+            <w:tcW w:w="2400" w:type="dxa"/>
+          </w:tcPr>
+          <w:p>
+            <w:r>
+              <w:t>Autoconnect viewer 403</w:t>
+            </w:r>
+          </w:p>
+        </w:tc>
+        <w:tc>
+          <w:tcPr>
+            <w:tcW w:w="2400" w:type="dxa"/>
+          </w:tcPr>
+          <w:p>
+            <w:r>
+              <w:t>Passed</w:t>
+            </w:r>
+          </w:p>
+        </w:tc>
+        <w:tc>
+          <w:tcPr>
+            <w:tcW w:w="2400" w:type="dxa"/>
+          </w:tcPr>
+          <w:p>
+            <w:r>
+              <w:t>0.536</w:t>
+            </w:r>
+          </w:p>
+        </w:tc>
+        <w:tc>
+          <w:tcPr>
+            <w:tcW w:w="2400" w:type="dxa"/>
+          </w:tcPr>
+          <w:p>
+            <w:r>
+              <w:t>asyncio</w:t>
+            </w:r>
+          </w:p>
+        </w:tc>
+        <w:tc>
+          <w:tcPr>
+            <w:tcW w:w="2400" w:type="dxa"/>
+          </w:tcPr>
+          <w:p>
+            <w:r>
+              <w:t>-</w:t>
+            </w:r>
+          </w:p>
+        </w:tc>
+      </w:tr>
+      <w:tr>
+        <w:tc>
+          <w:tcPr>
+            <w:tcW w:w="2400" w:type="dxa"/>
+          </w:tcPr>
+          <w:p>
+            <w:r>
+              <w:t>5</w:t>
+            </w:r>
+          </w:p>
+        </w:tc>
+        <w:tc>
+          <w:tcPr>
+            <w:tcW w:w="2400" w:type="dxa"/>
+          </w:tcPr>
+          <w:p>
+            <w:r>
+              <w:t>test_command_not_connected_503</w:t>
+            </w:r>
+          </w:p>
+        </w:tc>
+        <w:tc>
+          <w:tcPr>
+            <w:tcW w:w="2400" w:type="dxa"/>
+          </w:tcPr>
+          <w:p>
+            <w:r>
+              <w:t>Sending a command to a drone that is not connected must return 503.</w:t>
+            </w:r>
+          </w:p>
+        </w:tc>
+        <w:tc>
+          <w:tcPr>
+            <w:tcW w:w="2400" w:type="dxa"/>
+          </w:tcPr>
+          <w:p>
+            <w:r>
+              <w:t>Passed</w:t>
+            </w:r>
+          </w:p>
+        </w:tc>
+        <w:tc>
+          <w:tcPr>
+            <w:tcW w:w="2400" w:type="dxa"/>
+          </w:tcPr>
+          <w:p>
+            <w:r>
+              <w:t>1.331</w:t>
+            </w:r>
+          </w:p>
+        </w:tc>
+        <w:tc>
+          <w:tcPr>
+            <w:tcW w:w="2400" w:type="dxa"/>
+          </w:tcPr>
+          <w:p>
+            <w:r>
+              <w:t>asyncio</w:t>
+            </w:r>
+          </w:p>
+        </w:tc>
+        <w:tc>
+          <w:tcPr>
+            <w:tcW w:w="2400" w:type="dxa"/>
+          </w:tcPr>
+          <w:p>
+            <w:r>
+              <w:t>-</w:t>
+            </w:r>
+          </w:p>
+        </w:tc>
+      </w:tr>
+      <w:tr>
+        <w:tc>
+          <w:tcPr>
+            <w:tcW w:w="2400" w:type="dxa"/>
+          </w:tcPr>
+          <w:p>
+            <w:r>
+              <w:t>6</w:t>
+            </w:r>
+          </w:p>
+        </w:tc>
+        <w:tc>
+          <w:tcPr>
+            <w:tcW w:w="2400" w:type="dxa"/>
+          </w:tcPr>
+          <w:p>
+            <w:r>
+              <w:t>test_command_unauthenticated_401</w:t>
+            </w:r>
+          </w:p>
+        </w:tc>
+        <w:tc>
+          <w:tcPr>
+            <w:tcW w:w="2400" w:type="dxa"/>
+          </w:tcPr>
+          <w:p>
+            <w:r>
+              <w:t>Command unauthenticated 401</w:t>
+            </w:r>
+          </w:p>
+        </w:tc>
+        <w:tc>
+          <w:tcPr>
+            <w:tcW w:w="2400" w:type="dxa"/>
+          </w:tcPr>
+          <w:p>
+            <w:r>
+              <w:t>Passed</w:t>
+            </w:r>
+          </w:p>
+        </w:tc>
+        <w:tc>
+          <w:tcPr>
+            <w:tcW w:w="2400" w:type="dxa"/>
+          </w:tcPr>
+          <w:p>
+            <w:r>
+              <w:t>0.047</w:t>
+            </w:r>
+          </w:p>
+        </w:tc>
+        <w:tc>
+          <w:tcPr>
+            <w:tcW w:w="2400" w:type="dxa"/>
+          </w:tcPr>
+          <w:p>
+            <w:r>
+              <w:t>asyncio</w:t>
+            </w:r>
+          </w:p>
+        </w:tc>
+        <w:tc>
+          <w:tcPr>
+            <w:tcW w:w="2400" w:type="dxa"/>
+          </w:tcPr>
+          <w:p>
+            <w:r>
+              <w:t>-</w:t>
+            </w:r>
+          </w:p>
+        </w:tc>
+      </w:tr>
+      <w:tr>
+        <w:tc>
+          <w:tcPr>
+            <w:tcW w:w="2400" w:type="dxa"/>
+          </w:tcPr>
+          <w:p>
+            <w:r>
+              <w:t>7</w:t>
+            </w:r>
+          </w:p>
+        </w:tc>
+        <w:tc>
+          <w:tcPr>
+            <w:tcW w:w="2400" w:type="dxa"/>
+          </w:tcPr>
+          <w:p>
+            <w:r>
+              <w:t>test_command_viewer_403</w:t>
+            </w:r>
+          </w:p>
+        </w:tc>
+        <w:tc>
+          <w:tcPr>
+            <w:tcW w:w="2400" w:type="dxa"/>
+          </w:tcPr>
+          <w:p>
+            <w:r>
+              <w:t>Command viewer 403</w:t>
+            </w:r>
+          </w:p>
+        </w:tc>
+        <w:tc>
+          <w:tcPr>
+            <w:tcW w:w="2400" w:type="dxa"/>
+          </w:tcPr>
+          <w:p>
+            <w:r>
+              <w:t>Passed</w:t>
+            </w:r>
+          </w:p>
+        </w:tc>
+        <w:tc>
+          <w:tcPr>
+            <w:tcW w:w="2400" w:type="dxa"/>
+          </w:tcPr>
+          <w:p>
+            <w:r>
+              <w:t>0.594</w:t>
+            </w:r>
+          </w:p>
+        </w:tc>
+        <w:tc>
+          <w:tcPr>
+            <w:tcW w:w="2400" w:type="dxa"/>
+          </w:tcPr>
+          <w:p>
+            <w:r>
+              <w:t>asyncio</w:t>
+            </w:r>
+          </w:p>
+        </w:tc>
+        <w:tc>
+          <w:tcPr>
+            <w:tcW w:w="2400" w:type="dxa"/>
+          </w:tcPr>
+          <w:p>
+            <w:r>
+              <w:t>-</w:t>
+            </w:r>
+          </w:p>
+        </w:tc>
+      </w:tr>
+      <w:tr>
+        <w:tc>
+          <w:tcPr>
+            <w:tcW w:w="2400" w:type="dxa"/>
+          </w:tcPr>
+          <w:p>
+            <w:r>
+              <w:t>8</w:t>
+            </w:r>
+          </w:p>
+        </w:tc>
+        <w:tc>
+          <w:tcPr>
+            <w:tcW w:w="2400" w:type="dxa"/>
+          </w:tcPr>
+          <w:p>
+            <w:r>
+              <w:t>test_connect_no_heartbeat_returns_503</w:t>
+            </w:r>
+          </w:p>
+        </w:tc>
+        <w:tc>
+          <w:tcPr>
+            <w:tcW w:w="2400" w:type="dxa"/>
+          </w:tcPr>
+          <w:p>
+            <w:r>
+              <w:t>POST /connect with a UDP port where no MAVLink device is listening | must return 503 (connect() returns False → heartbeat timed out).</w:t>
+            </w:r>
+          </w:p>
+        </w:tc>
+        <w:tc>
+          <w:tcPr>
+            <w:tcW w:w="2400" w:type="dxa"/>
+          </w:tcPr>
+          <w:p>
+            <w:r>
+              <w:t>Passed</w:t>
+            </w:r>
+          </w:p>
+        </w:tc>
+        <w:tc>
+          <w:tcPr>
+            <w:tcW w:w="2400" w:type="dxa"/>
+          </w:tcPr>
+          <w:p>
+            <w:r>
+              <w:t>10.729</w:t>
+            </w:r>
+          </w:p>
+        </w:tc>
+        <w:tc>
+          <w:tcPr>
+            <w:tcW w:w="2400" w:type="dxa"/>
+          </w:tcPr>
+          <w:p>
+            <w:r>
+              <w:t>asyncio</w:t>
+            </w:r>
+          </w:p>
+        </w:tc>
+        <w:tc>
+          <w:tcPr>
+            <w:tcW w:w="2400" w:type="dxa"/>
+          </w:tcPr>
+          <w:p>
+            <w:r>
+              <w:t>-</w:t>
+            </w:r>
+          </w:p>
+        </w:tc>
+      </w:tr>
+      <w:tr>
+        <w:tc>
+          <w:tcPr>
+            <w:tcW w:w="2400" w:type="dxa"/>
+          </w:tcPr>
+          <w:p>
+            <w:r>
+              <w:t>9</w:t>
+            </w:r>
+          </w:p>
+        </w:tc>
+        <w:tc>
+          <w:tcPr>
+            <w:tcW w:w="2400" w:type="dxa"/>
+          </w:tcPr>
+          <w:p>
+            <w:r>
+              <w:t>test_connect_unauthenticated_401</w:t>
+            </w:r>
+          </w:p>
+        </w:tc>
+        <w:tc>
+          <w:tcPr>
+            <w:tcW w:w="2400" w:type="dxa"/>
+          </w:tcPr>
+          <w:p>
+            <w:r>
+              <w:t>No token → 401 before the MAVLink attempt is even made.</w:t>
+            </w:r>
+          </w:p>
+        </w:tc>
+        <w:tc>
+          <w:tcPr>
+            <w:tcW w:w="2400" w:type="dxa"/>
+          </w:tcPr>
+          <w:p>
+            <w:r>
+              <w:t>Passed</w:t>
+            </w:r>
+          </w:p>
+        </w:tc>
+        <w:tc>
+          <w:tcPr>
+            <w:tcW w:w="2400" w:type="dxa"/>
+          </w:tcPr>
+          <w:p>
+            <w:r>
+              <w:t>0.077</w:t>
+            </w:r>
+          </w:p>
+        </w:tc>
+        <w:tc>
+          <w:tcPr>
+            <w:tcW w:w="2400" w:type="dxa"/>
+          </w:tcPr>
+          <w:p>
+            <w:r>
+              <w:t>asyncio</w:t>
+            </w:r>
+          </w:p>
+        </w:tc>
+        <w:tc>
+          <w:tcPr>
+            <w:tcW w:w="2400" w:type="dxa"/>
+          </w:tcPr>
+          <w:p>
+            <w:r>
+              <w:t>-</w:t>
+            </w:r>
+          </w:p>
+        </w:tc>
+      </w:tr>
+      <w:tr>
+        <w:tc>
+          <w:tcPr>
+            <w:tcW w:w="2400" w:type="dxa"/>
+          </w:tcPr>
+          <w:p>
+            <w:r>
+              <w:t>10</w:t>
+            </w:r>
+          </w:p>
+        </w:tc>
+        <w:tc>
+          <w:tcPr>
+            <w:tcW w:w="2400" w:type="dxa"/>
+          </w:tcPr>
+          <w:p>
+            <w:r>
+              <w:t>test_connect_viewer_403</w:t>
+            </w:r>
+          </w:p>
+        </w:tc>
+        <w:tc>
+          <w:tcPr>
+            <w:tcW w:w="2400" w:type="dxa"/>
+          </w:tcPr>
+          <w:p>
+            <w:r>
+              <w:t>Connect viewer 403</w:t>
+            </w:r>
+          </w:p>
+        </w:tc>
+        <w:tc>
+          <w:tcPr>
+            <w:tcW w:w="2400" w:type="dxa"/>
+          </w:tcPr>
+          <w:p>
+            <w:r>
+              <w:t>Passed</w:t>
+            </w:r>
+          </w:p>
+        </w:tc>
+        <w:tc>
+          <w:tcPr>
+            <w:tcW w:w="2400" w:type="dxa"/>
+          </w:tcPr>
+          <w:p>
+            <w:r>
+              <w:t>0.534</w:t>
+            </w:r>
+          </w:p>
+        </w:tc>
+        <w:tc>
+          <w:tcPr>
+            <w:tcW w:w="2400" w:type="dxa"/>
+          </w:tcPr>
+          <w:p>
+            <w:r>
+              <w:t>asyncio</w:t>
+            </w:r>
+          </w:p>
+        </w:tc>
+        <w:tc>
+          <w:tcPr>
+            <w:tcW w:w="2400" w:type="dxa"/>
+          </w:tcPr>
+          <w:p>
+            <w:r>
+              <w:t>-</w:t>
+            </w:r>
+          </w:p>
+        </w:tc>
+      </w:tr>
+      <w:tr>
+        <w:tc>
+          <w:tcPr>
+            <w:tcW w:w="2400" w:type="dxa"/>
+          </w:tcPr>
+          <w:p>
+            <w:r>
+              <w:t>11</w:t>
+            </w:r>
+          </w:p>
+        </w:tc>
+        <w:tc>
+          <w:tcPr>
+            <w:tcW w:w="2400" w:type="dxa"/>
+          </w:tcPr>
+          <w:p>
+            <w:r>
+              <w:t>test_disconnect_not_connected_returns_200</w:t>
+            </w:r>
+          </w:p>
+        </w:tc>
+        <w:tc>
+          <w:tcPr>
+            <w:tcW w:w="2400" w:type="dxa"/>
+          </w:tcPr>
+          <w:p>
+            <w:r>
+              <w:t>Disconnecting a drone that is not connected must not raise — | mavlink_manager.disconnect() is a no-op for unknown IDs, returns 200.</w:t>
+            </w:r>
+          </w:p>
+        </w:tc>
+        <w:tc>
+          <w:tcPr>
+            <w:tcW w:w="2400" w:type="dxa"/>
+          </w:tcPr>
+          <w:p>
+            <w:r>
+              <w:t>Passed</w:t>
+            </w:r>
+          </w:p>
+        </w:tc>
+        <w:tc>
+          <w:tcPr>
+            <w:tcW w:w="2400" w:type="dxa"/>
+          </w:tcPr>
+          <w:p>
+            <w:r>
+              <w:t>0.596</w:t>
+            </w:r>
+          </w:p>
+        </w:tc>
+        <w:tc>
+          <w:tcPr>
+            <w:tcW w:w="2400" w:type="dxa"/>
+          </w:tcPr>
+          <w:p>
+            <w:r>
+              <w:t>asyncio</w:t>
+            </w:r>
+          </w:p>
+        </w:tc>
+        <w:tc>
+          <w:tcPr>
+            <w:tcW w:w="2400" w:type="dxa"/>
+          </w:tcPr>
+          <w:p>
+            <w:r>
+              <w:t>-</w:t>
+            </w:r>
+          </w:p>
+        </w:tc>
+      </w:tr>
+      <w:tr>
+        <w:tc>
+          <w:tcPr>
+            <w:tcW w:w="2400" w:type="dxa"/>
+          </w:tcPr>
+          <w:p>
+            <w:r>
+              <w:t>12</w:t>
+            </w:r>
+          </w:p>
+        </w:tc>
+        <w:tc>
+          <w:tcPr>
+            <w:tcW w:w="2400" w:type="dxa"/>
+          </w:tcPr>
+          <w:p>
+            <w:r>
+              <w:t>test_disconnect_unauthenticated_401</w:t>
+            </w:r>
+          </w:p>
+        </w:tc>
+        <w:tc>
+          <w:tcPr>
+            <w:tcW w:w="2400" w:type="dxa"/>
+          </w:tcPr>
+          <w:p>
+            <w:r>
+              <w:t>No token → 401.</w:t>
+            </w:r>
+          </w:p>
+        </w:tc>
+        <w:tc>
+          <w:tcPr>
+            <w:tcW w:w="2400" w:type="dxa"/>
+          </w:tcPr>
+          <w:p>
+            <w:r>
+              <w:t>Passed</w:t>
+            </w:r>
+          </w:p>
+        </w:tc>
+        <w:tc>
+          <w:tcPr>
+            <w:tcW w:w="2400" w:type="dxa"/>
+          </w:tcPr>
+          <w:p>
+            <w:r>
+              <w:t>0.110</w:t>
+            </w:r>
+          </w:p>
+        </w:tc>
+        <w:tc>
+          <w:tcPr>
+            <w:tcW w:w="2400" w:type="dxa"/>
+          </w:tcPr>
+          <w:p>
+            <w:r>
+              <w:t>asyncio</w:t>
+            </w:r>
+          </w:p>
+        </w:tc>
+        <w:tc>
+          <w:tcPr>
+            <w:tcW w:w="2400" w:type="dxa"/>
+          </w:tcPr>
+          <w:p>
+            <w:r>
+              <w:t>-</w:t>
+            </w:r>
+          </w:p>
+        </w:tc>
+      </w:tr>
+      <w:tr>
+        <w:tc>
+          <w:tcPr>
+            <w:tcW w:w="2400" w:type="dxa"/>
+          </w:tcPr>
+          <w:p>
+            <w:r>
+              <w:t>13</w:t>
+            </w:r>
+          </w:p>
+        </w:tc>
+        <w:tc>
+          <w:tcPr>
+            <w:tcW w:w="2400" w:type="dxa"/>
+          </w:tcPr>
+          <w:p>
+            <w:r>
+              <w:t>test_disconnect_viewer_403</w:t>
+            </w:r>
+          </w:p>
+        </w:tc>
+        <w:tc>
+          <w:tcPr>
+            <w:tcW w:w="2400" w:type="dxa"/>
+          </w:tcPr>
+          <w:p>
+            <w:r>
+              <w:t>Disconnect viewer 403</w:t>
+            </w:r>
+          </w:p>
+        </w:tc>
+        <w:tc>
+          <w:tcPr>
+            <w:tcW w:w="2400" w:type="dxa"/>
+          </w:tcPr>
+          <w:p>
+            <w:r>
+              <w:t>Passed</w:t>
+            </w:r>
+          </w:p>
+        </w:tc>
+        <w:tc>
+          <w:tcPr>
+            <w:tcW w:w="2400" w:type="dxa"/>
+          </w:tcPr>
+          <w:p>
+            <w:r>
+              <w:t>0.607</w:t>
+            </w:r>
+          </w:p>
+        </w:tc>
+        <w:tc>
+          <w:tcPr>
+            <w:tcW w:w="2400" w:type="dxa"/>
+          </w:tcPr>
+          <w:p>
+            <w:r>
+              <w:t>asyncio</w:t>
+            </w:r>
+          </w:p>
+        </w:tc>
+        <w:tc>
+          <w:tcPr>
+            <w:tcW w:w="2400" w:type="dxa"/>
+          </w:tcPr>
+          <w:p>
+            <w:r>
+              <w:t>-</w:t>
+            </w:r>
+          </w:p>
+        </w:tc>
+      </w:tr>
+      <w:tr>
+        <w:tc>
+          <w:tcPr>
+            <w:tcW w:w="2400" w:type="dxa"/>
+          </w:tcPr>
+          <w:p>
+            <w:r>
+              <w:t>14</w:t>
+            </w:r>
+          </w:p>
+        </w:tc>
+        <w:tc>
+          <w:tcPr>
+            <w:tcW w:w="2400" w:type="dxa"/>
+          </w:tcPr>
+          <w:p>
+            <w:r>
+              <w:t>test_drone_geofence_clear_200</w:t>
+            </w:r>
+          </w:p>
+        </w:tc>
+        <w:tc>
+          <w:tcPr>
+            <w:tcW w:w="2400" w:type="dxa"/>
+          </w:tcPr>
+          <w:p>
+            <w:r>
+              <w:t>geofence: null clears the fence → 200 with 'Geofence cleared'.</w:t>
+            </w:r>
+          </w:p>
+        </w:tc>
+        <w:tc>
+          <w:tcPr>
+            <w:tcW w:w="2400" w:type="dxa"/>
+          </w:tcPr>
+          <w:p>
+            <w:r>
+              <w:t>Passed</w:t>
+            </w:r>
+          </w:p>
+        </w:tc>
+        <w:tc>
+          <w:tcPr>
+            <w:tcW w:w="2400" w:type="dxa"/>
+          </w:tcPr>
+          <w:p>
+            <w:r>
+              <w:t>0.427</w:t>
+            </w:r>
+          </w:p>
+        </w:tc>
+        <w:tc>
+          <w:tcPr>
+            <w:tcW w:w="2400" w:type="dxa"/>
+          </w:tcPr>
+          <w:p>
+            <w:r>
+              <w:t>asyncio</w:t>
+            </w:r>
+          </w:p>
+        </w:tc>
+        <w:tc>
+          <w:tcPr>
+            <w:tcW w:w="2400" w:type="dxa"/>
+          </w:tcPr>
+          <w:p>
+            <w:r>
+              <w:t>-</w:t>
+            </w:r>
+          </w:p>
+        </w:tc>
+      </w:tr>
+      <w:tr>
+        <w:tc>
+          <w:tcPr>
+            <w:tcW w:w="2400" w:type="dxa"/>
+          </w:tcPr>
+          <w:p>
+            <w:r>
+              <w:t>15</w:t>
+            </w:r>
+          </w:p>
+        </w:tc>
+        <w:tc>
+          <w:tcPr>
+            <w:tcW w:w="2400" w:type="dxa"/>
+          </w:tcPr>
+          <w:p>
+            <w:r>
+              <w:t>test_drone_geofence_invalid_geometry_422</w:t>
+            </w:r>
+          </w:p>
+        </w:tc>
+        <w:tc>
+          <w:tcPr>
+            <w:tcW w:w="2400" w:type="dxa"/>
+          </w:tcPr>
+          <w:p>
+            <w:r>
+              <w:t>GeoJSON of wrong type (Point) → 422 from geofence_store.set_geofence.</w:t>
+            </w:r>
+          </w:p>
+        </w:tc>
+        <w:tc>
+          <w:tcPr>
+            <w:tcW w:w="2400" w:type="dxa"/>
+          </w:tcPr>
+          <w:p>
+            <w:r>
+              <w:t>Passed</w:t>
+            </w:r>
+          </w:p>
+        </w:tc>
+        <w:tc>
+          <w:tcPr>
+            <w:tcW w:w="2400" w:type="dxa"/>
+          </w:tcPr>
+          <w:p>
+            <w:r>
+              <w:t>0.511</w:t>
+            </w:r>
+          </w:p>
+        </w:tc>
+        <w:tc>
+          <w:tcPr>
+            <w:tcW w:w="2400" w:type="dxa"/>
+          </w:tcPr>
+          <w:p>
+            <w:r>
+              <w:t>asyncio</w:t>
+            </w:r>
+          </w:p>
+        </w:tc>
+        <w:tc>
+          <w:tcPr>
+            <w:tcW w:w="2400" w:type="dxa"/>
+          </w:tcPr>
+          <w:p>
+            <w:r>
+              <w:t>-</w:t>
+            </w:r>
+          </w:p>
+        </w:tc>
+      </w:tr>
+      <w:tr>
+        <w:tc>
+          <w:tcPr>
+            <w:tcW w:w="2400" w:type="dxa"/>
+          </w:tcPr>
+          <w:p>
+            <w:r>
+              <w:t>16</w:t>
+            </w:r>
+          </w:p>
+        </w:tc>
+        <w:tc>
+          <w:tcPr>
+            <w:tcW w:w="2400" w:type="dxa"/>
+          </w:tcPr>
+          <w:p>
+            <w:r>
+              <w:t>test_drone_geofence_set_200</w:t>
+            </w:r>
+          </w:p>
+        </w:tc>
+        <w:tc>
+          <w:tcPr>
+            <w:tcW w:w="2400" w:type="dxa"/>
+          </w:tcPr>
+          <w:p>
+            <w:r>
+              <w:t>Valid Polygon GeoJSON → 200 with geofence-set detail.</w:t>
+            </w:r>
+          </w:p>
+        </w:tc>
+        <w:tc>
+          <w:tcPr>
+            <w:tcW w:w="2400" w:type="dxa"/>
+          </w:tcPr>
+          <w:p>
+            <w:r>
+              <w:t>Passed</w:t>
+            </w:r>
+          </w:p>
+        </w:tc>
+        <w:tc>
+          <w:tcPr>
+            <w:tcW w:w="2400" w:type="dxa"/>
+          </w:tcPr>
+          <w:p>
+            <w:r>
+              <w:t>0.642</w:t>
+            </w:r>
+          </w:p>
+        </w:tc>
+        <w:tc>
+          <w:tcPr>
+            <w:tcW w:w="2400" w:type="dxa"/>
+          </w:tcPr>
+          <w:p>
+            <w:r>
+              <w:t>asyncio</w:t>
+            </w:r>
+          </w:p>
+        </w:tc>
+        <w:tc>
+          <w:tcPr>
+            <w:tcW w:w="2400" w:type="dxa"/>
+          </w:tcPr>
+          <w:p>
+            <w:r>
+              <w:t>-</w:t>
+            </w:r>
+          </w:p>
+        </w:tc>
+      </w:tr>
+      <w:tr>
+        <w:tc>
+          <w:tcPr>
+            <w:tcW w:w="2400" w:type="dxa"/>
+          </w:tcPr>
+          <w:p>
+            <w:r>
+              <w:t>17</w:t>
+            </w:r>
+          </w:p>
+        </w:tc>
+        <w:tc>
+          <w:tcPr>
+            <w:tcW w:w="2400" w:type="dxa"/>
+          </w:tcPr>
+          <w:p>
+            <w:r>
+              <w:t>test_drone_geofence_unauthenticated_401</w:t>
+            </w:r>
+          </w:p>
+        </w:tc>
+        <w:tc>
+          <w:tcPr>
+            <w:tcW w:w="2400" w:type="dxa"/>
+          </w:tcPr>
+          <w:p>
+            <w:r>
+              <w:t>No token → 401.</w:t>
+            </w:r>
+          </w:p>
+        </w:tc>
+        <w:tc>
+          <w:tcPr>
+            <w:tcW w:w="2400" w:type="dxa"/>
+          </w:tcPr>
+          <w:p>
+            <w:r>
+              <w:t>Passed</w:t>
+            </w:r>
+          </w:p>
+        </w:tc>
+        <w:tc>
+          <w:tcPr>
+            <w:tcW w:w="2400" w:type="dxa"/>
+          </w:tcPr>
+          <w:p>
+            <w:r>
+              <w:t>0.037</w:t>
+            </w:r>
+          </w:p>
+        </w:tc>
+        <w:tc>
+          <w:tcPr>
+            <w:tcW w:w="2400" w:type="dxa"/>
+          </w:tcPr>
+          <w:p>
+            <w:r>
+              <w:t>asyncio</w:t>
+            </w:r>
+          </w:p>
+        </w:tc>
+        <w:tc>
+          <w:tcPr>
+            <w:tcW w:w="2400" w:type="dxa"/>
+          </w:tcPr>
+          <w:p>
+            <w:r>
+              <w:t>-</w:t>
+            </w:r>
+          </w:p>
+        </w:tc>
+      </w:tr>
+      <w:tr>
+        <w:tc>
+          <w:tcPr>
+            <w:tcW w:w="2400" w:type="dxa"/>
+          </w:tcPr>
+          <w:p>
+            <w:r>
+              <w:t>18</w:t>
+            </w:r>
+          </w:p>
+        </w:tc>
+        <w:tc>
+          <w:tcPr>
+            <w:tcW w:w="2400" w:type="dxa"/>
+          </w:tcPr>
+          <w:p>
+            <w:r>
+              <w:t>test_drone_geofence_viewer_403</w:t>
+            </w:r>
+          </w:p>
+        </w:tc>
+        <w:tc>
+          <w:tcPr>
+            <w:tcW w:w="2400" w:type="dxa"/>
+          </w:tcPr>
+          <w:p>
+            <w:r>
+              <w:t>VIEWER cannot set geofence → 403.</w:t>
+            </w:r>
+          </w:p>
+        </w:tc>
+        <w:tc>
+          <w:tcPr>
+            <w:tcW w:w="2400" w:type="dxa"/>
+          </w:tcPr>
+          <w:p>
+            <w:r>
+              <w:t>Passed</w:t>
+            </w:r>
+          </w:p>
+        </w:tc>
+        <w:tc>
+          <w:tcPr>
+            <w:tcW w:w="2400" w:type="dxa"/>
+          </w:tcPr>
+          <w:p>
+            <w:r>
+              <w:t>0.478</w:t>
+            </w:r>
+          </w:p>
+        </w:tc>
+        <w:tc>
+          <w:tcPr>
+            <w:tcW w:w="2400" w:type="dxa"/>
+          </w:tcPr>
+          <w:p>
+            <w:r>
+              <w:t>asyncio</w:t>
+            </w:r>
+          </w:p>
+        </w:tc>
+        <w:tc>
+          <w:tcPr>
+            <w:tcW w:w="2400" w:type="dxa"/>
+          </w:tcPr>
+          <w:p>
+            <w:r>
+              <w:t>-</w:t>
+            </w:r>
+          </w:p>
+        </w:tc>
+      </w:tr>
+      <w:tr>
+        <w:tc>
+          <w:tcPr>
+            <w:tcW w:w="2400" w:type="dxa"/>
+          </w:tcPr>
+          <w:p>
+            <w:r>
+              <w:t>19</w:t>
+            </w:r>
+          </w:p>
+        </w:tc>
+        <w:tc>
+          <w:tcPr>
+            <w:tcW w:w="2400" w:type="dxa"/>
+          </w:tcPr>
+          <w:p>
+            <w:r>
+              <w:t>test_fleet_status_200</w:t>
+            </w:r>
+          </w:p>
+        </w:tc>
+        <w:tc>
+          <w:tcPr>
+            <w:tcW w:w="2400" w:type="dxa"/>
+          </w:tcPr>
+          <w:p>
+            <w:r>
+              <w:t>Fleet status returns a {drones: list} dict even when no drones connected.</w:t>
+            </w:r>
+          </w:p>
+        </w:tc>
+        <w:tc>
+          <w:tcPr>
+            <w:tcW w:w="2400" w:type="dxa"/>
+          </w:tcPr>
+          <w:p>
+            <w:r>
+              <w:t>Passed</w:t>
+            </w:r>
+          </w:p>
+        </w:tc>
+        <w:tc>
+          <w:tcPr>
+            <w:tcW w:w="2400" w:type="dxa"/>
+          </w:tcPr>
+          <w:p>
+            <w:r>
+              <w:t>0.853</w:t>
+            </w:r>
+          </w:p>
+        </w:tc>
+        <w:tc>
+          <w:tcPr>
+            <w:tcW w:w="2400" w:type="dxa"/>
+          </w:tcPr>
+          <w:p>
+            <w:r>
+              <w:t>asyncio</w:t>
+            </w:r>
+          </w:p>
+        </w:tc>
+        <w:tc>
+          <w:tcPr>
+            <w:tcW w:w="2400" w:type="dxa"/>
+          </w:tcPr>
+          <w:p>
+            <w:r>
+              <w:t>-</w:t>
+            </w:r>
+          </w:p>
+        </w:tc>
+      </w:tr>
+      <w:tr>
+        <w:tc>
+          <w:tcPr>
+            <w:tcW w:w="2400" w:type="dxa"/>
+          </w:tcPr>
+          <w:p>
+            <w:r>
+              <w:t>20</w:t>
+            </w:r>
+          </w:p>
+        </w:tc>
+        <w:tc>
+          <w:tcPr>
+            <w:tcW w:w="2400" w:type="dxa"/>
+          </w:tcPr>
+          <w:p>
+            <w:r>
+              <w:t>test_fleet_status_unauthenticated_401</w:t>
+            </w:r>
+          </w:p>
+        </w:tc>
+        <w:tc>
+          <w:tcPr>
+            <w:tcW w:w="2400" w:type="dxa"/>
+          </w:tcPr>
+          <w:p>
+            <w:r>
+              <w:t>Fleet status unauthenticated 401</w:t>
+            </w:r>
+          </w:p>
+        </w:tc>
+        <w:tc>
+          <w:tcPr>
+            <w:tcW w:w="2400" w:type="dxa"/>
+          </w:tcPr>
+          <w:p>
+            <w:r>
+              <w:t>Passed</w:t>
+            </w:r>
+          </w:p>
+        </w:tc>
+        <w:tc>
+          <w:tcPr>
+            <w:tcW w:w="2400" w:type="dxa"/>
+          </w:tcPr>
+          <w:p>
+            <w:r>
+              <w:t>0.068</w:t>
+            </w:r>
+          </w:p>
+        </w:tc>
+        <w:tc>
+          <w:tcPr>
+            <w:tcW w:w="2400" w:type="dxa"/>
+          </w:tcPr>
+          <w:p>
+            <w:r>
+              <w:t>asyncio</w:t>
+            </w:r>
+          </w:p>
+        </w:tc>
+        <w:tc>
+          <w:tcPr>
+            <w:tcW w:w="2400" w:type="dxa"/>
+          </w:tcPr>
+          <w:p>
+            <w:r>
+              <w:t>-</w:t>
+            </w:r>
+          </w:p>
+        </w:tc>
+      </w:tr>
+      <w:tr>
+        <w:tc>
+          <w:tcPr>
+            <w:tcW w:w="2400" w:type="dxa"/>
+          </w:tcPr>
+          <w:p>
+            <w:r>
+              <w:t>21</w:t>
+            </w:r>
+          </w:p>
+        </w:tc>
+        <w:tc>
+          <w:tcPr>
+            <w:tcW w:w="2400" w:type="dxa"/>
+          </w:tcPr>
+          <w:p>
+            <w:r>
+              <w:t>test_list_ports_includes_connected_windows_bridge</w:t>
+            </w:r>
+          </w:p>
+        </w:tc>
+        <w:tc>
+          <w:tcPr>
+            <w:tcW w:w="2400" w:type="dxa"/>
+          </w:tcPr>
+          <w:p>
+            <w:r>
+              <w:t>List ports includes connected windows bridge</w:t>
+            </w:r>
+          </w:p>
+        </w:tc>
+        <w:tc>
+          <w:tcPr>
+            <w:tcW w:w="2400" w:type="dxa"/>
+          </w:tcPr>
+          <w:p>
+            <w:r>
+              <w:t>Passed</w:t>
+            </w:r>
+          </w:p>
+        </w:tc>
+        <w:tc>
+          <w:tcPr>
+            <w:tcW w:w="2400" w:type="dxa"/>
+          </w:tcPr>
+          <w:p>
+            <w:r>
+              <w:t>0.826</w:t>
+            </w:r>
+          </w:p>
+        </w:tc>
+        <w:tc>
+          <w:tcPr>
+            <w:tcW w:w="2400" w:type="dxa"/>
+          </w:tcPr>
+          <w:p>
+            <w:r>
+              <w:t>asyncio</w:t>
+            </w:r>
+          </w:p>
+        </w:tc>
+        <w:tc>
+          <w:tcPr>
+            <w:tcW w:w="2400" w:type="dxa"/>
+          </w:tcPr>
+          <w:p>
+            <w:r>
+              <w:t>-</w:t>
+            </w:r>
+          </w:p>
+        </w:tc>
+      </w:tr>
+      <w:tr>
+        <w:tc>
+          <w:tcPr>
+            <w:tcW w:w="2400" w:type="dxa"/>
+          </w:tcPr>
+          <w:p>
+            <w:r>
+              <w:t>22</w:t>
+            </w:r>
+          </w:p>
+        </w:tc>
+        <w:tc>
+          <w:tcPr>
+            <w:tcW w:w="2400" w:type="dxa"/>
+          </w:tcPr>
+          <w:p>
+            <w:r>
+              <w:t>test_list_ports_unauthenticated_401</w:t>
+            </w:r>
+          </w:p>
+        </w:tc>
+        <w:tc>
+          <w:tcPr>
+            <w:tcW w:w="2400" w:type="dxa"/>
+          </w:tcPr>
+          <w:p>
+            <w:r>
+              <w:t>List ports unauthenticated 401</w:t>
+            </w:r>
+          </w:p>
+        </w:tc>
+        <w:tc>
+          <w:tcPr>
+            <w:tcW w:w="2400" w:type="dxa"/>
+          </w:tcPr>
+          <w:p>
+            <w:r>
+              <w:t>Passed</w:t>
+            </w:r>
+          </w:p>
+        </w:tc>
+        <w:tc>
+          <w:tcPr>
+            <w:tcW w:w="2400" w:type="dxa"/>
+          </w:tcPr>
+          <w:p>
+            <w:r>
+              <w:t>0.057</w:t>
+            </w:r>
+          </w:p>
+        </w:tc>
+        <w:tc>
+          <w:tcPr>
+            <w:tcW w:w="2400" w:type="dxa"/>
+          </w:tcPr>
+          <w:p>
+            <w:r>
+              <w:t>asyncio</w:t>
+            </w:r>
+          </w:p>
+        </w:tc>
+        <w:tc>
+          <w:tcPr>
+            <w:tcW w:w="2400" w:type="dxa"/>
+          </w:tcPr>
+          <w:p>
+            <w:r>
+              <w:t>-</w:t>
+            </w:r>
+          </w:p>
+        </w:tc>
+      </w:tr>
+      <w:tr>
+        <w:tc>
+          <w:tcPr>
+            <w:tcW w:w="2400" w:type="dxa"/>
+          </w:tcPr>
+          <w:p>
+            <w:r>
+              <w:t>23</w:t>
+            </w:r>
+          </w:p>
+        </w:tc>
+        <w:tc>
+          <w:tcPr>
+            <w:tcW w:w="2400" w:type="dxa"/>
+          </w:tcPr>
+          <w:p>
+            <w:r>
+              <w:t>test_list_ports_viewer_200</w:t>
+            </w:r>
+          </w:p>
+        </w:tc>
+        <w:tc>
+          <w:tcPr>
+            <w:tcW w:w="2400" w:type="dxa"/>
+          </w:tcPr>
+          <w:p>
+            <w:r>
+              <w:t>VIEWER can list available serial/network ports.</w:t>
+            </w:r>
+          </w:p>
+        </w:tc>
+        <w:tc>
+          <w:tcPr>
+            <w:tcW w:w="2400" w:type="dxa"/>
+          </w:tcPr>
+          <w:p>
+            <w:r>
+              <w:t>Passed</w:t>
+            </w:r>
+          </w:p>
+        </w:tc>
+        <w:tc>
+          <w:tcPr>
+            <w:tcW w:w="2400" w:type="dxa"/>
+          </w:tcPr>
+          <w:p>
+            <w:r>
+              <w:t>0.918</w:t>
+            </w:r>
+          </w:p>
+        </w:tc>
+        <w:tc>
+          <w:tcPr>
+            <w:tcW w:w="2400" w:type="dxa"/>
+          </w:tcPr>
+          <w:p>
+            <w:r>
+              <w:t>asyncio</w:t>
+            </w:r>
+          </w:p>
+        </w:tc>
+        <w:tc>
+          <w:tcPr>
+            <w:tcW w:w="2400" w:type="dxa"/>
+          </w:tcPr>
+          <w:p>
+            <w:r>
+              <w:t>-</w:t>
+            </w:r>
+          </w:p>
+        </w:tc>
+      </w:tr>
+      <w:tr>
+        <w:tc>
+          <w:tcPr>
+            <w:tcW w:w="2400" w:type="dxa"/>
+          </w:tcPr>
+          <w:p>
+            <w:r>
+              <w:t>24</w:t>
+            </w:r>
+          </w:p>
+        </w:tc>
+        <w:tc>
+          <w:tcPr>
+            <w:tcW w:w="2400" w:type="dxa"/>
+          </w:tcPr>
+          <w:p>
+            <w:r>
               <w:t>test_simulate_start_already_running_409</w:t>
             </w:r>
           </w:p>
@@ -348,27 +2004,1323 @@
           </w:tcPr>
           <w:p>
             <w:r>
-              <w:t>5.200</w:t>
-            </w:r>
-          </w:p>
-        </w:tc>
-        <w:tc>
-          <w:tcPr>
-            <w:tcW w:w="2400" w:type="dxa"/>
-          </w:tcPr>
-          <w:p>
-            <w:r>
-              <w:t>asyncio</w:t>
-            </w:r>
-          </w:p>
-        </w:tc>
-        <w:tc>
-          <w:tcPr>
-            <w:tcW w:w="2400" w:type="dxa"/>
-          </w:tcPr>
-          <w:p>
-            <w:r>
-              <w:t>client = &lt;httpx.AsyncClient object at 0x76422fb25f10&gt; | flight_controller_user = &lt;app.models.user.User object at 0x76422fb25e90&gt; | drone_instance = {'call_sign': 'CTL-TEST-01', 'drone_type_id': 1, 'id': 1, 'last_seen': None, ...} | make_token = &lt;function make_token.&lt;locals&gt;._inner at 0x76422faba340&gt; |     async def test_simulate_start_already_running_409( |         client: AsyncClient, flight_controller_user, drone_instance, make_token |     ): |         """ |         Starting a second simulation while one is active must return 409. |         We mock mission_simulator.active = True to skip needing a real running sim. |         """ |         from unittest.mock import patch</w:t>
+              <w:t>0.918</w:t>
+            </w:r>
+          </w:p>
+        </w:tc>
+        <w:tc>
+          <w:tcPr>
+            <w:tcW w:w="2400" w:type="dxa"/>
+          </w:tcPr>
+          <w:p>
+            <w:r>
+              <w:t>asyncio</w:t>
+            </w:r>
+          </w:p>
+        </w:tc>
+        <w:tc>
+          <w:tcPr>
+            <w:tcW w:w="2400" w:type="dxa"/>
+          </w:tcPr>
+          <w:p>
+            <w:r>
+              <w:t>client = &lt;httpx.AsyncClient object at 0x7868310d0650&gt; | flight_controller_user = &lt;app.models.user.User object at 0x78683107f1d0&gt; | drone_instance = {'call_sign': 'CTL-TEST-01', 'drone_type_id': 1, 'id': 1, 'last_seen': None, ...} | make_token = &lt;function make_token.&lt;locals&gt;._inner at 0x7868311599e0&gt; |     async def test_simulate_start_already_running_409( |         client: AsyncClient, flight_controller_user, drone_instance, make_token |     ): |         """ |         Starting a second simulation while one is active must return 409. |         We mock mission_simulator.active = True to skip needing a real running sim. |         """ |         from unittest.mock import patch</w:t>
+            </w:r>
+          </w:p>
+        </w:tc>
+      </w:tr>
+      <w:tr>
+        <w:tc>
+          <w:tcPr>
+            <w:tcW w:w="2400" w:type="dxa"/>
+          </w:tcPr>
+          <w:p>
+            <w:r>
+              <w:t>25</w:t>
+            </w:r>
+          </w:p>
+        </w:tc>
+        <w:tc>
+          <w:tcPr>
+            <w:tcW w:w="2400" w:type="dxa"/>
+          </w:tcPr>
+          <w:p>
+            <w:r>
+              <w:t>test_simulate_start_drone_not_found_404</w:t>
+            </w:r>
+          </w:p>
+        </w:tc>
+        <w:tc>
+          <w:tcPr>
+            <w:tcW w:w="2400" w:type="dxa"/>
+          </w:tcPr>
+          <w:p>
+            <w:r>
+              <w:t>Mission exists but the given drone_instance_id does not → 404.</w:t>
+            </w:r>
+          </w:p>
+        </w:tc>
+        <w:tc>
+          <w:tcPr>
+            <w:tcW w:w="2400" w:type="dxa"/>
+          </w:tcPr>
+          <w:p>
+            <w:r>
+              <w:t>Passed</w:t>
+            </w:r>
+          </w:p>
+        </w:tc>
+        <w:tc>
+          <w:tcPr>
+            <w:tcW w:w="2400" w:type="dxa"/>
+          </w:tcPr>
+          <w:p>
+            <w:r>
+              <w:t>0.537</w:t>
+            </w:r>
+          </w:p>
+        </w:tc>
+        <w:tc>
+          <w:tcPr>
+            <w:tcW w:w="2400" w:type="dxa"/>
+          </w:tcPr>
+          <w:p>
+            <w:r>
+              <w:t>asyncio</w:t>
+            </w:r>
+          </w:p>
+        </w:tc>
+        <w:tc>
+          <w:tcPr>
+            <w:tcW w:w="2400" w:type="dxa"/>
+          </w:tcPr>
+          <w:p>
+            <w:r>
+              <w:t>-</w:t>
+            </w:r>
+          </w:p>
+        </w:tc>
+      </w:tr>
+      <w:tr>
+        <w:tc>
+          <w:tcPr>
+            <w:tcW w:w="2400" w:type="dxa"/>
+          </w:tcPr>
+          <w:p>
+            <w:r>
+              <w:t>26</w:t>
+            </w:r>
+          </w:p>
+        </w:tc>
+        <w:tc>
+          <w:tcPr>
+            <w:tcW w:w="2400" w:type="dxa"/>
+          </w:tcPr>
+          <w:p>
+            <w:r>
+              <w:t>test_simulate_start_mission_not_found_404</w:t>
+            </w:r>
+          </w:p>
+        </w:tc>
+        <w:tc>
+          <w:tcPr>
+            <w:tcW w:w="2400" w:type="dxa"/>
+          </w:tcPr>
+          <w:p>
+            <w:r>
+              <w:t>simulate/start with a non-existent mission_id returns 404.</w:t>
+            </w:r>
+          </w:p>
+        </w:tc>
+        <w:tc>
+          <w:tcPr>
+            <w:tcW w:w="2400" w:type="dxa"/>
+          </w:tcPr>
+          <w:p>
+            <w:r>
+              <w:t>Passed</w:t>
+            </w:r>
+          </w:p>
+        </w:tc>
+        <w:tc>
+          <w:tcPr>
+            <w:tcW w:w="2400" w:type="dxa"/>
+          </w:tcPr>
+          <w:p>
+            <w:r>
+              <w:t>0.552</w:t>
+            </w:r>
+          </w:p>
+        </w:tc>
+        <w:tc>
+          <w:tcPr>
+            <w:tcW w:w="2400" w:type="dxa"/>
+          </w:tcPr>
+          <w:p>
+            <w:r>
+              <w:t>asyncio</w:t>
+            </w:r>
+          </w:p>
+        </w:tc>
+        <w:tc>
+          <w:tcPr>
+            <w:tcW w:w="2400" w:type="dxa"/>
+          </w:tcPr>
+          <w:p>
+            <w:r>
+              <w:t>-</w:t>
+            </w:r>
+          </w:p>
+        </w:tc>
+      </w:tr>
+      <w:tr>
+        <w:tc>
+          <w:tcPr>
+            <w:tcW w:w="2400" w:type="dxa"/>
+          </w:tcPr>
+          <w:p>
+            <w:r>
+              <w:t>27</w:t>
+            </w:r>
+          </w:p>
+        </w:tc>
+        <w:tc>
+          <w:tcPr>
+            <w:tcW w:w="2400" w:type="dxa"/>
+          </w:tcPr>
+          <w:p>
+            <w:r>
+              <w:t>test_simulate_start_no_drone_422</w:t>
+            </w:r>
+          </w:p>
+        </w:tc>
+        <w:tc>
+          <w:tcPr>
+            <w:tcW w:w="2400" w:type="dxa"/>
+          </w:tcPr>
+          <w:p>
+            <w:r>
+              <w:t>Mission with no drone assigned and no drone_instance_id override → 422.</w:t>
+            </w:r>
+          </w:p>
+        </w:tc>
+        <w:tc>
+          <w:tcPr>
+            <w:tcW w:w="2400" w:type="dxa"/>
+          </w:tcPr>
+          <w:p>
+            <w:r>
+              <w:t>Passed</w:t>
+            </w:r>
+          </w:p>
+        </w:tc>
+        <w:tc>
+          <w:tcPr>
+            <w:tcW w:w="2400" w:type="dxa"/>
+          </w:tcPr>
+          <w:p>
+            <w:r>
+              <w:t>0.491</w:t>
+            </w:r>
+          </w:p>
+        </w:tc>
+        <w:tc>
+          <w:tcPr>
+            <w:tcW w:w="2400" w:type="dxa"/>
+          </w:tcPr>
+          <w:p>
+            <w:r>
+              <w:t>asyncio</w:t>
+            </w:r>
+          </w:p>
+        </w:tc>
+        <w:tc>
+          <w:tcPr>
+            <w:tcW w:w="2400" w:type="dxa"/>
+          </w:tcPr>
+          <w:p>
+            <w:r>
+              <w:t>-</w:t>
+            </w:r>
+          </w:p>
+        </w:tc>
+      </w:tr>
+      <w:tr>
+        <w:tc>
+          <w:tcPr>
+            <w:tcW w:w="2400" w:type="dxa"/>
+          </w:tcPr>
+          <w:p>
+            <w:r>
+              <w:t>28</w:t>
+            </w:r>
+          </w:p>
+        </w:tc>
+        <w:tc>
+          <w:tcPr>
+            <w:tcW w:w="2400" w:type="dxa"/>
+          </w:tcPr>
+          <w:p>
+            <w:r>
+              <w:t>test_simulate_start_no_waypoints_422</w:t>
+            </w:r>
+          </w:p>
+        </w:tc>
+        <w:tc>
+          <w:tcPr>
+            <w:tcW w:w="2400" w:type="dxa"/>
+          </w:tcPr>
+          <w:p>
+            <w:r>
+              <w:t>Mission with drone assigned but no non-home waypoints → 422.</w:t>
+            </w:r>
+          </w:p>
+        </w:tc>
+        <w:tc>
+          <w:tcPr>
+            <w:tcW w:w="2400" w:type="dxa"/>
+          </w:tcPr>
+          <w:p>
+            <w:r>
+              <w:t>Passed</w:t>
+            </w:r>
+          </w:p>
+        </w:tc>
+        <w:tc>
+          <w:tcPr>
+            <w:tcW w:w="2400" w:type="dxa"/>
+          </w:tcPr>
+          <w:p>
+            <w:r>
+              <w:t>0.958</w:t>
+            </w:r>
+          </w:p>
+        </w:tc>
+        <w:tc>
+          <w:tcPr>
+            <w:tcW w:w="2400" w:type="dxa"/>
+          </w:tcPr>
+          <w:p>
+            <w:r>
+              <w:t>asyncio</w:t>
+            </w:r>
+          </w:p>
+        </w:tc>
+        <w:tc>
+          <w:tcPr>
+            <w:tcW w:w="2400" w:type="dxa"/>
+          </w:tcPr>
+          <w:p>
+            <w:r>
+              <w:t>-</w:t>
+            </w:r>
+          </w:p>
+        </w:tc>
+      </w:tr>
+      <w:tr>
+        <w:tc>
+          <w:tcPr>
+            <w:tcW w:w="2400" w:type="dxa"/>
+          </w:tcPr>
+          <w:p>
+            <w:r>
+              <w:t>29</w:t>
+            </w:r>
+          </w:p>
+        </w:tc>
+        <w:tc>
+          <w:tcPr>
+            <w:tcW w:w="2400" w:type="dxa"/>
+          </w:tcPr>
+          <w:p>
+            <w:r>
+              <w:t>test_simulate_start_same_drone_twice_409</w:t>
+            </w:r>
+          </w:p>
+        </w:tc>
+        <w:tc>
+          <w:tcPr>
+            <w:tcW w:w="2400" w:type="dxa"/>
+          </w:tcPr>
+          <w:p>
+            <w:r>
+              <w:t>Starting a second simulation for a drone that's already flying must return 409.</w:t>
+            </w:r>
+          </w:p>
+        </w:tc>
+        <w:tc>
+          <w:tcPr>
+            <w:tcW w:w="2400" w:type="dxa"/>
+          </w:tcPr>
+          <w:p>
+            <w:r>
+              <w:t>Passed</w:t>
+            </w:r>
+          </w:p>
+        </w:tc>
+        <w:tc>
+          <w:tcPr>
+            <w:tcW w:w="2400" w:type="dxa"/>
+          </w:tcPr>
+          <w:p>
+            <w:r>
+              <w:t>1.081</w:t>
+            </w:r>
+          </w:p>
+        </w:tc>
+        <w:tc>
+          <w:tcPr>
+            <w:tcW w:w="2400" w:type="dxa"/>
+          </w:tcPr>
+          <w:p>
+            <w:r>
+              <w:t>asyncio</w:t>
+            </w:r>
+          </w:p>
+        </w:tc>
+        <w:tc>
+          <w:tcPr>
+            <w:tcW w:w="2400" w:type="dxa"/>
+          </w:tcPr>
+          <w:p>
+            <w:r>
+              <w:t>-</w:t>
+            </w:r>
+          </w:p>
+        </w:tc>
+      </w:tr>
+      <w:tr>
+        <w:tc>
+          <w:tcPr>
+            <w:tcW w:w="2400" w:type="dxa"/>
+          </w:tcPr>
+          <w:p>
+            <w:r>
+              <w:t>30</w:t>
+            </w:r>
+          </w:p>
+        </w:tc>
+        <w:tc>
+          <w:tcPr>
+            <w:tcW w:w="2400" w:type="dxa"/>
+          </w:tcPr>
+          <w:p>
+            <w:r>
+              <w:t>test_simulate_start_unauthenticated_401</w:t>
+            </w:r>
+          </w:p>
+        </w:tc>
+        <w:tc>
+          <w:tcPr>
+            <w:tcW w:w="2400" w:type="dxa"/>
+          </w:tcPr>
+          <w:p>
+            <w:r>
+              <w:t>Unauthenticated simulate/start returns 401.</w:t>
+            </w:r>
+          </w:p>
+        </w:tc>
+        <w:tc>
+          <w:tcPr>
+            <w:tcW w:w="2400" w:type="dxa"/>
+          </w:tcPr>
+          <w:p>
+            <w:r>
+              <w:t>Passed</w:t>
+            </w:r>
+          </w:p>
+        </w:tc>
+        <w:tc>
+          <w:tcPr>
+            <w:tcW w:w="2400" w:type="dxa"/>
+          </w:tcPr>
+          <w:p>
+            <w:r>
+              <w:t>0.039</w:t>
+            </w:r>
+          </w:p>
+        </w:tc>
+        <w:tc>
+          <w:tcPr>
+            <w:tcW w:w="2400" w:type="dxa"/>
+          </w:tcPr>
+          <w:p>
+            <w:r>
+              <w:t>asyncio</w:t>
+            </w:r>
+          </w:p>
+        </w:tc>
+        <w:tc>
+          <w:tcPr>
+            <w:tcW w:w="2400" w:type="dxa"/>
+          </w:tcPr>
+          <w:p>
+            <w:r>
+              <w:t>-</w:t>
+            </w:r>
+          </w:p>
+        </w:tc>
+      </w:tr>
+      <w:tr>
+        <w:tc>
+          <w:tcPr>
+            <w:tcW w:w="2400" w:type="dxa"/>
+          </w:tcPr>
+          <w:p>
+            <w:r>
+              <w:t>31</w:t>
+            </w:r>
+          </w:p>
+        </w:tc>
+        <w:tc>
+          <w:tcPr>
+            <w:tcW w:w="2400" w:type="dxa"/>
+          </w:tcPr>
+          <w:p>
+            <w:r>
+              <w:t>test_simulate_start_uses_true_home_waypoint_for_rtl</w:t>
+            </w:r>
+          </w:p>
+        </w:tc>
+        <w:tc>
+          <w:tcPr>
+            <w:tcW w:w="2400" w:type="dxa"/>
+          </w:tcPr>
+          <w:p>
+            <w:r>
+              <w:t>Regression test: home_lat/home_lon (what RTL flies back to) must come | from the mission's actual is_home=True waypoint, not the first *flight* | waypoint. The waypoint query for the flight path explicitly excludes | home waypoints, so naively taking its [0] element silently picks the | wrong point — the drone would "RTL" to its first waypoint instead of | where it actually launched from.</w:t>
+            </w:r>
+          </w:p>
+        </w:tc>
+        <w:tc>
+          <w:tcPr>
+            <w:tcW w:w="2400" w:type="dxa"/>
+          </w:tcPr>
+          <w:p>
+            <w:r>
+              <w:t>Passed</w:t>
+            </w:r>
+          </w:p>
+        </w:tc>
+        <w:tc>
+          <w:tcPr>
+            <w:tcW w:w="2400" w:type="dxa"/>
+          </w:tcPr>
+          <w:p>
+            <w:r>
+              <w:t>1.190</w:t>
+            </w:r>
+          </w:p>
+        </w:tc>
+        <w:tc>
+          <w:tcPr>
+            <w:tcW w:w="2400" w:type="dxa"/>
+          </w:tcPr>
+          <w:p>
+            <w:r>
+              <w:t>asyncio</w:t>
+            </w:r>
+          </w:p>
+        </w:tc>
+        <w:tc>
+          <w:tcPr>
+            <w:tcW w:w="2400" w:type="dxa"/>
+          </w:tcPr>
+          <w:p>
+            <w:r>
+              <w:t>-</w:t>
+            </w:r>
+          </w:p>
+        </w:tc>
+      </w:tr>
+      <w:tr>
+        <w:tc>
+          <w:tcPr>
+            <w:tcW w:w="2400" w:type="dxa"/>
+          </w:tcPr>
+          <w:p>
+            <w:r>
+              <w:t>32</w:t>
+            </w:r>
+          </w:p>
+        </w:tc>
+        <w:tc>
+          <w:tcPr>
+            <w:tcW w:w="2400" w:type="dxa"/>
+          </w:tcPr>
+          <w:p>
+            <w:r>
+              <w:t>test_simulate_start_viewer_403</w:t>
+            </w:r>
+          </w:p>
+        </w:tc>
+        <w:tc>
+          <w:tcPr>
+            <w:tcW w:w="2400" w:type="dxa"/>
+          </w:tcPr>
+          <w:p>
+            <w:r>
+              <w:t>VIEWER cannot start a simulation.</w:t>
+            </w:r>
+          </w:p>
+        </w:tc>
+        <w:tc>
+          <w:tcPr>
+            <w:tcW w:w="2400" w:type="dxa"/>
+          </w:tcPr>
+          <w:p>
+            <w:r>
+              <w:t>Passed</w:t>
+            </w:r>
+          </w:p>
+        </w:tc>
+        <w:tc>
+          <w:tcPr>
+            <w:tcW w:w="2400" w:type="dxa"/>
+          </w:tcPr>
+          <w:p>
+            <w:r>
+              <w:t>0.483</w:t>
+            </w:r>
+          </w:p>
+        </w:tc>
+        <w:tc>
+          <w:tcPr>
+            <w:tcW w:w="2400" w:type="dxa"/>
+          </w:tcPr>
+          <w:p>
+            <w:r>
+              <w:t>asyncio</w:t>
+            </w:r>
+          </w:p>
+        </w:tc>
+        <w:tc>
+          <w:tcPr>
+            <w:tcW w:w="2400" w:type="dxa"/>
+          </w:tcPr>
+          <w:p>
+            <w:r>
+              <w:t>-</w:t>
+            </w:r>
+          </w:p>
+        </w:tc>
+      </w:tr>
+      <w:tr>
+        <w:tc>
+          <w:tcPr>
+            <w:tcW w:w="2400" w:type="dxa"/>
+          </w:tcPr>
+          <w:p>
+            <w:r>
+              <w:t>33</w:t>
+            </w:r>
+          </w:p>
+        </w:tc>
+        <w:tc>
+          <w:tcPr>
+            <w:tcW w:w="2400" w:type="dxa"/>
+          </w:tcPr>
+          <w:p>
+            <w:r>
+              <w:t>test_simulate_status_200</w:t>
+            </w:r>
+          </w:p>
+        </w:tc>
+        <w:tc>
+          <w:tcPr>
+            <w:tcW w:w="2400" w:type="dxa"/>
+          </w:tcPr>
+          <w:p>
+            <w:r>
+              <w:t>Simulation status is always available to viewers.</w:t>
+            </w:r>
+          </w:p>
+        </w:tc>
+        <w:tc>
+          <w:tcPr>
+            <w:tcW w:w="2400" w:type="dxa"/>
+          </w:tcPr>
+          <w:p>
+            <w:r>
+              <w:t>Passed</w:t>
+            </w:r>
+          </w:p>
+        </w:tc>
+        <w:tc>
+          <w:tcPr>
+            <w:tcW w:w="2400" w:type="dxa"/>
+          </w:tcPr>
+          <w:p>
+            <w:r>
+              <w:t>0.532</w:t>
+            </w:r>
+          </w:p>
+        </w:tc>
+        <w:tc>
+          <w:tcPr>
+            <w:tcW w:w="2400" w:type="dxa"/>
+          </w:tcPr>
+          <w:p>
+            <w:r>
+              <w:t>asyncio</w:t>
+            </w:r>
+          </w:p>
+        </w:tc>
+        <w:tc>
+          <w:tcPr>
+            <w:tcW w:w="2400" w:type="dxa"/>
+          </w:tcPr>
+          <w:p>
+            <w:r>
+              <w:t>-</w:t>
+            </w:r>
+          </w:p>
+        </w:tc>
+      </w:tr>
+      <w:tr>
+        <w:tc>
+          <w:tcPr>
+            <w:tcW w:w="2400" w:type="dxa"/>
+          </w:tcPr>
+          <w:p>
+            <w:r>
+              <w:t>34</w:t>
+            </w:r>
+          </w:p>
+        </w:tc>
+        <w:tc>
+          <w:tcPr>
+            <w:tcW w:w="2400" w:type="dxa"/>
+          </w:tcPr>
+          <w:p>
+            <w:r>
+              <w:t>test_simulate_status_unauthenticated_401</w:t>
+            </w:r>
+          </w:p>
+        </w:tc>
+        <w:tc>
+          <w:tcPr>
+            <w:tcW w:w="2400" w:type="dxa"/>
+          </w:tcPr>
+          <w:p>
+            <w:r>
+              <w:t>No token on GET /simulate/status → 401.</w:t>
+            </w:r>
+          </w:p>
+        </w:tc>
+        <w:tc>
+          <w:tcPr>
+            <w:tcW w:w="2400" w:type="dxa"/>
+          </w:tcPr>
+          <w:p>
+            <w:r>
+              <w:t>Passed</w:t>
+            </w:r>
+          </w:p>
+        </w:tc>
+        <w:tc>
+          <w:tcPr>
+            <w:tcW w:w="2400" w:type="dxa"/>
+          </w:tcPr>
+          <w:p>
+            <w:r>
+              <w:t>0.022</w:t>
+            </w:r>
+          </w:p>
+        </w:tc>
+        <w:tc>
+          <w:tcPr>
+            <w:tcW w:w="2400" w:type="dxa"/>
+          </w:tcPr>
+          <w:p>
+            <w:r>
+              <w:t>asyncio</w:t>
+            </w:r>
+          </w:p>
+        </w:tc>
+        <w:tc>
+          <w:tcPr>
+            <w:tcW w:w="2400" w:type="dxa"/>
+          </w:tcPr>
+          <w:p>
+            <w:r>
+              <w:t>-</w:t>
+            </w:r>
+          </w:p>
+        </w:tc>
+      </w:tr>
+      <w:tr>
+        <w:tc>
+          <w:tcPr>
+            <w:tcW w:w="2400" w:type="dxa"/>
+          </w:tcPr>
+          <w:p>
+            <w:r>
+              <w:t>35</w:t>
+            </w:r>
+          </w:p>
+        </w:tc>
+        <w:tc>
+          <w:tcPr>
+            <w:tcW w:w="2400" w:type="dxa"/>
+          </w:tcPr>
+          <w:p>
+            <w:r>
+              <w:t>test_simulate_stop_no_running_404</w:t>
+            </w:r>
+          </w:p>
+        </w:tc>
+        <w:tc>
+          <w:tcPr>
+            <w:tcW w:w="2400" w:type="dxa"/>
+          </w:tcPr>
+          <w:p>
+            <w:r>
+              <w:t>Stopping simulation when none is running must return 404.</w:t>
+            </w:r>
+          </w:p>
+        </w:tc>
+        <w:tc>
+          <w:tcPr>
+            <w:tcW w:w="2400" w:type="dxa"/>
+          </w:tcPr>
+          <w:p>
+            <w:r>
+              <w:t>Passed</w:t>
+            </w:r>
+          </w:p>
+        </w:tc>
+        <w:tc>
+          <w:tcPr>
+            <w:tcW w:w="2400" w:type="dxa"/>
+          </w:tcPr>
+          <w:p>
+            <w:r>
+              <w:t>0.500</w:t>
+            </w:r>
+          </w:p>
+        </w:tc>
+        <w:tc>
+          <w:tcPr>
+            <w:tcW w:w="2400" w:type="dxa"/>
+          </w:tcPr>
+          <w:p>
+            <w:r>
+              <w:t>asyncio</w:t>
+            </w:r>
+          </w:p>
+        </w:tc>
+        <w:tc>
+          <w:tcPr>
+            <w:tcW w:w="2400" w:type="dxa"/>
+          </w:tcPr>
+          <w:p>
+            <w:r>
+              <w:t>-</w:t>
+            </w:r>
+          </w:p>
+        </w:tc>
+      </w:tr>
+      <w:tr>
+        <w:tc>
+          <w:tcPr>
+            <w:tcW w:w="2400" w:type="dxa"/>
+          </w:tcPr>
+          <w:p>
+            <w:r>
+              <w:t>36</w:t>
+            </w:r>
+          </w:p>
+        </w:tc>
+        <w:tc>
+          <w:tcPr>
+            <w:tcW w:w="2400" w:type="dxa"/>
+          </w:tcPr>
+          <w:p>
+            <w:r>
+              <w:t>test_simulate_stop_scoped_to_one_drone</w:t>
+            </w:r>
+          </w:p>
+        </w:tc>
+        <w:tc>
+          <w:tcPr>
+            <w:tcW w:w="2400" w:type="dxa"/>
+          </w:tcPr>
+          <w:p>
+            <w:r>
+              <w:t>Stopping one drone's simulation must not affect another drone's simulation.</w:t>
+            </w:r>
+          </w:p>
+        </w:tc>
+        <w:tc>
+          <w:tcPr>
+            <w:tcW w:w="2400" w:type="dxa"/>
+          </w:tcPr>
+          <w:p>
+            <w:r>
+              <w:t>Passed</w:t>
+            </w:r>
+          </w:p>
+        </w:tc>
+        <w:tc>
+          <w:tcPr>
+            <w:tcW w:w="2400" w:type="dxa"/>
+          </w:tcPr>
+          <w:p>
+            <w:r>
+              <w:t>2.172</w:t>
+            </w:r>
+          </w:p>
+        </w:tc>
+        <w:tc>
+          <w:tcPr>
+            <w:tcW w:w="2400" w:type="dxa"/>
+          </w:tcPr>
+          <w:p>
+            <w:r>
+              <w:t>asyncio</w:t>
+            </w:r>
+          </w:p>
+        </w:tc>
+        <w:tc>
+          <w:tcPr>
+            <w:tcW w:w="2400" w:type="dxa"/>
+          </w:tcPr>
+          <w:p>
+            <w:r>
+              <w:t>-</w:t>
+            </w:r>
+          </w:p>
+        </w:tc>
+      </w:tr>
+      <w:tr>
+        <w:tc>
+          <w:tcPr>
+            <w:tcW w:w="2400" w:type="dxa"/>
+          </w:tcPr>
+          <w:p>
+            <w:r>
+              <w:t>37</w:t>
+            </w:r>
+          </w:p>
+        </w:tc>
+        <w:tc>
+          <w:tcPr>
+            <w:tcW w:w="2400" w:type="dxa"/>
+          </w:tcPr>
+          <w:p>
+            <w:r>
+              <w:t>test_simulate_stop_unauthenticated_401</w:t>
+            </w:r>
+          </w:p>
+        </w:tc>
+        <w:tc>
+          <w:tcPr>
+            <w:tcW w:w="2400" w:type="dxa"/>
+          </w:tcPr>
+          <w:p>
+            <w:r>
+              <w:t>No token on DELETE /simulate/stop → 401.</w:t>
+            </w:r>
+          </w:p>
+        </w:tc>
+        <w:tc>
+          <w:tcPr>
+            <w:tcW w:w="2400" w:type="dxa"/>
+          </w:tcPr>
+          <w:p>
+            <w:r>
+              <w:t>Passed</w:t>
+            </w:r>
+          </w:p>
+        </w:tc>
+        <w:tc>
+          <w:tcPr>
+            <w:tcW w:w="2400" w:type="dxa"/>
+          </w:tcPr>
+          <w:p>
+            <w:r>
+              <w:t>0.028</w:t>
+            </w:r>
+          </w:p>
+        </w:tc>
+        <w:tc>
+          <w:tcPr>
+            <w:tcW w:w="2400" w:type="dxa"/>
+          </w:tcPr>
+          <w:p>
+            <w:r>
+              <w:t>asyncio</w:t>
+            </w:r>
+          </w:p>
+        </w:tc>
+        <w:tc>
+          <w:tcPr>
+            <w:tcW w:w="2400" w:type="dxa"/>
+          </w:tcPr>
+          <w:p>
+            <w:r>
+              <w:t>-</w:t>
+            </w:r>
+          </w:p>
+        </w:tc>
+      </w:tr>
+      <w:tr>
+        <w:tc>
+          <w:tcPr>
+            <w:tcW w:w="2400" w:type="dxa"/>
+          </w:tcPr>
+          <w:p>
+            <w:r>
+              <w:t>38</w:t>
+            </w:r>
+          </w:p>
+        </w:tc>
+        <w:tc>
+          <w:tcPr>
+            <w:tcW w:w="2400" w:type="dxa"/>
+          </w:tcPr>
+          <w:p>
+            <w:r>
+              <w:t>test_simulate_stop_viewer_403</w:t>
+            </w:r>
+          </w:p>
+        </w:tc>
+        <w:tc>
+          <w:tcPr>
+            <w:tcW w:w="2400" w:type="dxa"/>
+          </w:tcPr>
+          <w:p>
+            <w:r>
+              <w:t>Simulate stop viewer 403</w:t>
+            </w:r>
+          </w:p>
+        </w:tc>
+        <w:tc>
+          <w:tcPr>
+            <w:tcW w:w="2400" w:type="dxa"/>
+          </w:tcPr>
+          <w:p>
+            <w:r>
+              <w:t>Passed</w:t>
+            </w:r>
+          </w:p>
+        </w:tc>
+        <w:tc>
+          <w:tcPr>
+            <w:tcW w:w="2400" w:type="dxa"/>
+          </w:tcPr>
+          <w:p>
+            <w:r>
+              <w:t>0.480</w:t>
+            </w:r>
+          </w:p>
+        </w:tc>
+        <w:tc>
+          <w:tcPr>
+            <w:tcW w:w="2400" w:type="dxa"/>
+          </w:tcPr>
+          <w:p>
+            <w:r>
+              <w:t>asyncio</w:t>
+            </w:r>
+          </w:p>
+        </w:tc>
+        <w:tc>
+          <w:tcPr>
+            <w:tcW w:w="2400" w:type="dxa"/>
+          </w:tcPr>
+          <w:p>
+            <w:r>
+              <w:t>-</w:t>
+            </w:r>
+          </w:p>
+        </w:tc>
+      </w:tr>
+      <w:tr>
+        <w:tc>
+          <w:tcPr>
+            <w:tcW w:w="2400" w:type="dxa"/>
+          </w:tcPr>
+          <w:p>
+            <w:r>
+              <w:t>39</w:t>
+            </w:r>
+          </w:p>
+        </w:tc>
+        <w:tc>
+          <w:tcPr>
+            <w:tcW w:w="2400" w:type="dxa"/>
+          </w:tcPr>
+          <w:p>
+            <w:r>
+              <w:t>test_simulate_two_drones_concurrently</w:t>
+            </w:r>
+          </w:p>
+        </w:tc>
+        <w:tc>
+          <w:tcPr>
+            <w:tcW w:w="2400" w:type="dxa"/>
+          </w:tcPr>
+          <w:p>
+            <w:r>
+              <w:t>Two different drones can each have an active simulation at the same time.</w:t>
+            </w:r>
+          </w:p>
+        </w:tc>
+        <w:tc>
+          <w:tcPr>
+            <w:tcW w:w="2400" w:type="dxa"/>
+          </w:tcPr>
+          <w:p>
+            <w:r>
+              <w:t>Passed</w:t>
+            </w:r>
+          </w:p>
+        </w:tc>
+        <w:tc>
+          <w:tcPr>
+            <w:tcW w:w="2400" w:type="dxa"/>
+          </w:tcPr>
+          <w:p>
+            <w:r>
+              <w:t>1.178</w:t>
+            </w:r>
+          </w:p>
+        </w:tc>
+        <w:tc>
+          <w:tcPr>
+            <w:tcW w:w="2400" w:type="dxa"/>
+          </w:tcPr>
+          <w:p>
+            <w:r>
+              <w:t>asyncio</w:t>
+            </w:r>
+          </w:p>
+        </w:tc>
+        <w:tc>
+          <w:tcPr>
+            <w:tcW w:w="2400" w:type="dxa"/>
+          </w:tcPr>
+          <w:p>
+            <w:r>
+              <w:t>-</w:t>
+            </w:r>
+          </w:p>
+        </w:tc>
+      </w:tr>
+      <w:tr>
+        <w:tc>
+          <w:tcPr>
+            <w:tcW w:w="2400" w:type="dxa"/>
+          </w:tcPr>
+          <w:p>
+            <w:r>
+              <w:t>40</w:t>
+            </w:r>
+          </w:p>
+        </w:tc>
+        <w:tc>
+          <w:tcPr>
+            <w:tcW w:w="2400" w:type="dxa"/>
+          </w:tcPr>
+          <w:p>
+            <w:r>
+              <w:t>test_telemetry_not_connected_404</w:t>
+            </w:r>
+          </w:p>
+        </w:tc>
+        <w:tc>
+          <w:tcPr>
+            <w:tcW w:w="2400" w:type="dxa"/>
+          </w:tcPr>
+          <w:p>
+            <w:r>
+              <w:t>Telemetry snapshot for a drone that is not connected must return 404.</w:t>
+            </w:r>
+          </w:p>
+        </w:tc>
+        <w:tc>
+          <w:tcPr>
+            <w:tcW w:w="2400" w:type="dxa"/>
+          </w:tcPr>
+          <w:p>
+            <w:r>
+              <w:t>Passed</w:t>
+            </w:r>
+          </w:p>
+        </w:tc>
+        <w:tc>
+          <w:tcPr>
+            <w:tcW w:w="2400" w:type="dxa"/>
+          </w:tcPr>
+          <w:p>
+            <w:r>
+              <w:t>1.036</w:t>
+            </w:r>
+          </w:p>
+        </w:tc>
+        <w:tc>
+          <w:tcPr>
+            <w:tcW w:w="2400" w:type="dxa"/>
+          </w:tcPr>
+          <w:p>
+            <w:r>
+              <w:t>asyncio</w:t>
+            </w:r>
+          </w:p>
+        </w:tc>
+        <w:tc>
+          <w:tcPr>
+            <w:tcW w:w="2400" w:type="dxa"/>
+          </w:tcPr>
+          <w:p>
+            <w:r>
+              <w:t>-</w:t>
+            </w:r>
+          </w:p>
+        </w:tc>
+      </w:tr>
+      <w:tr>
+        <w:tc>
+          <w:tcPr>
+            <w:tcW w:w="2400" w:type="dxa"/>
+          </w:tcPr>
+          <w:p>
+            <w:r>
+              <w:t>41</w:t>
+            </w:r>
+          </w:p>
+        </w:tc>
+        <w:tc>
+          <w:tcPr>
+            <w:tcW w:w="2400" w:type="dxa"/>
+          </w:tcPr>
+          <w:p>
+            <w:r>
+              <w:t>test_telemetry_unauthenticated_401</w:t>
+            </w:r>
+          </w:p>
+        </w:tc>
+        <w:tc>
+          <w:tcPr>
+            <w:tcW w:w="2400" w:type="dxa"/>
+          </w:tcPr>
+          <w:p>
+            <w:r>
+              <w:t>Telemetry unauthenticated 401</w:t>
+            </w:r>
+          </w:p>
+        </w:tc>
+        <w:tc>
+          <w:tcPr>
+            <w:tcW w:w="2400" w:type="dxa"/>
+          </w:tcPr>
+          <w:p>
+            <w:r>
+              <w:t>Passed</w:t>
+            </w:r>
+          </w:p>
+        </w:tc>
+        <w:tc>
+          <w:tcPr>
+            <w:tcW w:w="2400" w:type="dxa"/>
+          </w:tcPr>
+          <w:p>
+            <w:r>
+              <w:t>0.035</w:t>
+            </w:r>
+          </w:p>
+        </w:tc>
+        <w:tc>
+          <w:tcPr>
+            <w:tcW w:w="2400" w:type="dxa"/>
+          </w:tcPr>
+          <w:p>
+            <w:r>
+              <w:t>asyncio</w:t>
+            </w:r>
+          </w:p>
+        </w:tc>
+        <w:tc>
+          <w:tcPr>
+            <w:tcW w:w="2400" w:type="dxa"/>
+          </w:tcPr>
+          <w:p>
+            <w:r>
+              <w:t>-</w:t>
+            </w:r>
+          </w:p>
+        </w:tc>
+      </w:tr>
+      <w:tr>
+        <w:tc>
+          <w:tcPr>
+            <w:tcW w:w="2400" w:type="dxa"/>
+          </w:tcPr>
+          <w:p>
+            <w:r>
+              <w:t>42</w:t>
+            </w:r>
+          </w:p>
+        </w:tc>
+        <w:tc>
+          <w:tcPr>
+            <w:tcW w:w="2400" w:type="dxa"/>
+          </w:tcPr>
+          <w:p>
+            <w:r>
+              <w:t>test_ws_stream_accepts_connection</w:t>
+            </w:r>
+          </w:p>
+        </w:tc>
+        <w:tc>
+          <w:tcPr>
+            <w:tcW w:w="2400" w:type="dxa"/>
+          </w:tcPr>
+          <w:p>
+            <w:r>
+              <w:t>WebSocket stream accepts a connection for any drone_id (no auth required).</w:t>
+            </w:r>
+          </w:p>
+        </w:tc>
+        <w:tc>
+          <w:tcPr>
+            <w:tcW w:w="2400" w:type="dxa"/>
+          </w:tcPr>
+          <w:p>
+            <w:r>
+              <w:t>Passed</w:t>
+            </w:r>
+          </w:p>
+        </w:tc>
+        <w:tc>
+          <w:tcPr>
+            <w:tcW w:w="2400" w:type="dxa"/>
+          </w:tcPr>
+          <w:p>
+            <w:r>
+              <w:t>0.833</w:t>
+            </w:r>
+          </w:p>
+        </w:tc>
+        <w:tc>
+          <w:tcPr>
+            <w:tcW w:w="2400" w:type="dxa"/>
+          </w:tcPr>
+          <w:p>
+            <w:r>
+              <w:t>-</w:t>
+            </w:r>
+          </w:p>
+        </w:tc>
+        <w:tc>
+          <w:tcPr>
+            <w:tcW w:w="2400" w:type="dxa"/>
+          </w:tcPr>
+          <w:p>
+            <w:r>
+              <w:t>-</w:t>
             </w:r>
           </w:p>
         </w:tc>
